--- a/public/documents/templates/cas/intern-feedback-template.docx
+++ b/public/documents/templates/cas/intern-feedback-template.docx
@@ -69,7 +69,6 @@
             <w:pPr>
               <w:rPr>
                 <w:rFonts w:ascii="Arial" w:hAnsi="Arial" w:cs="Arial"/>
-                <w:color w:val="FF0000"/>
               </w:rPr>
             </w:pPr>
             <w:r>
@@ -87,9 +86,22 @@
             <w:r>
               <w:rPr>
                 <w:rFonts w:ascii="Arial" w:hAnsi="Arial" w:cs="Arial"/>
-                <w:color w:val="FF0000"/>
-              </w:rPr>
-              <w:t>${intern_name_formal}</w:t>
+              </w:rPr>
+              <w:t>${</w:t>
+            </w:r>
+            <w:proofErr w:type="spellStart"/>
+            <w:r>
+              <w:rPr>
+                <w:rFonts w:ascii="Arial" w:hAnsi="Arial" w:cs="Arial"/>
+              </w:rPr>
+              <w:t>intern_name_formal</w:t>
+            </w:r>
+            <w:proofErr w:type="spellEnd"/>
+            <w:r>
+              <w:rPr>
+                <w:rFonts w:ascii="Arial" w:hAnsi="Arial" w:cs="Arial"/>
+              </w:rPr>
+              <w:t>}</w:t>
             </w:r>
           </w:p>
           <w:p>
@@ -110,7 +122,6 @@
               <w:jc w:val="both"/>
               <w:rPr>
                 <w:rFonts w:ascii="Arial" w:hAnsi="Arial" w:cs="Arial"/>
-                <w:color w:val="FF0000"/>
               </w:rPr>
             </w:pPr>
             <w:r>
@@ -123,14 +134,7 @@
               <w:rPr>
                 <w:rFonts w:ascii="Arial" w:hAnsi="Arial" w:cs="Arial"/>
               </w:rPr>
-              <w:t xml:space="preserve"> </w:t>
-            </w:r>
-            <w:r>
-              <w:rPr>
-                <w:rFonts w:ascii="Arial" w:hAnsi="Arial" w:cs="Arial"/>
-                <w:color w:val="FF0000"/>
-              </w:rPr>
-              <w:t>${course_name}</w:t>
+              <w:t xml:space="preserve"> ${course_name}</w:t>
             </w:r>
           </w:p>
           <w:p>
@@ -140,13 +144,6 @@
                 <w:rFonts w:ascii="Arial" w:hAnsi="Arial" w:cs="Arial"/>
               </w:rPr>
             </w:pPr>
-            <w:r>
-              <w:rPr>
-                <w:rFonts w:ascii="Arial" w:hAnsi="Arial" w:cs="Arial"/>
-                <w:color w:val="FF0000"/>
-              </w:rPr>
-              <w:t xml:space="preserve"/>
-            </w:r>
           </w:p>
         </w:tc>
       </w:tr>
@@ -176,46 +173,8 @@
             <w:r>
               <w:rPr>
                 <w:rFonts w:ascii="Arial" w:hAnsi="Arial" w:cs="Arial"/>
-                <w:color w:val="FF0000"/>
-              </w:rPr>
-              <w:t xml:space="preserve">${company_name}</w:t>
-            </w:r>
-            <w:r>
-              <w:rPr>
-                <w:rFonts w:ascii="Arial" w:hAnsi="Arial" w:cs="Arial"/>
-                <w:color w:val="FF0000"/>
-              </w:rPr>
-              <w:t/>
-            </w:r>
-            <w:r>
-              <w:rPr>
-                <w:rFonts w:ascii="Arial" w:hAnsi="Arial" w:cs="Arial"/>
-                <w:color w:val="FF0000"/>
-              </w:rPr>
-              <w:t xml:space="preserve"/>
-            </w:r>
-            <w:proofErr w:type="spellStart"/>
-            <w:r>
-              <w:rPr>
-                <w:rFonts w:ascii="Arial" w:hAnsi="Arial" w:cs="Arial"/>
-                <w:color w:val="FF0000"/>
-              </w:rPr>
-              <w:t/>
-            </w:r>
-            <w:r>
-              <w:rPr>
-                <w:rFonts w:ascii="Arial" w:hAnsi="Arial" w:cs="Arial"/>
-                <w:color w:val="FF0000"/>
-              </w:rPr>
-              <w:t/>
-            </w:r>
-            <w:proofErr w:type="spellEnd"/>
-            <w:r>
-              <w:rPr>
-                <w:rFonts w:ascii="Arial" w:hAnsi="Arial" w:cs="Arial"/>
-                <w:color w:val="FF0000"/>
-              </w:rPr>
-              <w:t/>
+              </w:rPr>
+              <w:t>${company_name}</w:t>
             </w:r>
           </w:p>
           <w:p>
@@ -259,16 +218,8 @@
             <w:r>
               <w:rPr>
                 <w:rFonts w:ascii="Arial" w:hAnsi="Arial" w:cs="Arial"/>
-                <w:color w:val="FF0000"/>
-              </w:rPr>
-              <w:t xml:space="preserve">${company_name}</w:t>
-            </w:r>
-            <w:r>
-              <w:rPr>
-                <w:rFonts w:ascii="Arial" w:hAnsi="Arial" w:cs="Arial"/>
-                <w:color w:val="FF0000"/>
-              </w:rPr>
-              <w:t/>
+              </w:rPr>
+              <w:t>${company_name}</w:t>
             </w:r>
           </w:p>
         </w:tc>
@@ -1187,14 +1138,12 @@
               <w:jc w:val="center"/>
               <w:rPr>
                 <w:rFonts w:ascii="Arial" w:hAnsi="Arial" w:cs="Arial"/>
-                <w:color w:val="FF0000"/>
                 <w:u w:val="single"/>
               </w:rPr>
             </w:pPr>
             <w:r>
               <w:rPr>
                 <w:rFonts w:ascii="Arial" w:hAnsi="Arial" w:cs="Arial"/>
-                <w:color w:val="FF0000"/>
                 <w:u w:val="single"/>
               </w:rPr>
               <w:t>${intern_name_formal}</w:t>
